--- a/01_Submissao_CEP_Palmilha_PPC/09_Declaracao_de_Isencao_de_Custos.docx
+++ b/01_Submissao_CEP_Palmilha_PPC/09_Declaracao_de_Isencao_de_Custos.docx
@@ -61,7 +61,7 @@
         <w:t xml:space="preserve">Nome da Unidade / Programa: </w:t>
       </w:r>
       <w:r>
-        <w:t>Faculdade de Ciências Médicas – Programa de Pós-Graduação em Telessaúde e Saúde Digital (UERJ)</w:t>
+        <w:t>Faculdade de Ciências Médicas – Programa de Pós-Graduação em Telessaúde e Saúde Digital (PPGTSD) (Universidade do Estado do Rio de Janeiro (UERJ))</w:t>
         <w:br/>
       </w:r>
       <w:r>
@@ -71,7 +71,7 @@
         <w:t xml:space="preserve">Local da Coleta de Dados: </w:t>
       </w:r>
       <w:r>
-        <w:t>Policlínica Piquet Carneiro (PPC) – UERJ (Setor de Baropodometria / Serviço de Fisioterapia)</w:t>
+        <w:t>Policlínica Piquet Carneiro (PPC/UERJ) – Setor de Baropodometria / Serviço de Fisioterapia</w:t>
       </w:r>
     </w:p>
     <w:p>
@@ -80,7 +80,7 @@
         <w:jc w:val="both"/>
       </w:pPr>
       <w:r>
-        <w:t>Eu, [Nome Completo do Aluno], pesquisador discente do Mestrado Profissional em Telessaúde e Saúde Digital da Universidade do Estado do Rio de Janeiro (UERJ), sob orientação do(a) Prof.(a) [Nome Completo do Orientador], declaro para os devidos fins legais e éticos que a pesquisa científica intitulada:</w:t>
+        <w:t>Eu, Chrysthian Chrisley Tadeu Santos Silva, pesquisador discente do Mestrado Profissional em Telessaúde e Saúde Digital da Universidade do Estado do Rio de Janeiro (UERJ), sob orientação acadêmica da Prof.ª Dra. Rosa Maria Esteves Moreira da Costa, declaro para os devidos fins legais e éticos que a pesquisa científica intitulada:</w:t>
         <w:br/>
         <w:br/>
       </w:r>
@@ -88,15 +88,15 @@
         <w:rPr>
           <w:b/>
         </w:rPr>
-        <w:t>“Desenvolvimento e Validação de Palmilha Inteligente Instrumentada para Monitoramento de Pressão Plantar, Temperatura e Umidade: Prova de Conceito com Baropodometria na Policlínica Piquet Carneiro”</w:t>
+        <w:t>“Arquitetura de baixo custo para monitoramento preventivo do pé diabético: calibração com baropodômetro e prova de conceito na Policlínica Piquet Carneiro”</w:t>
         <w:br/>
         <w:br/>
       </w:r>
       <w:r>
-        <w:t>está sob minha inteira responsabilidade técnica e orçamentária e NÃO IRÁ GERAR CUSTO de qualquer natureza para a instituição envolvida (Policlínica Piquet Carneiro, Hospital Universitário Pedro Ernesto ou Universidade do Estado do Rio de Janeiro), nem tampouco para qualquer um dos participantes voluntários da pesquisa.</w:t>
+        <w:t>está sob minha inteira responsabilidade técnica e orçamentária e NÃO IRÁ GERAR CUSTO de qualquer natureza para a instituição envolvida (Policlínica Piquet Carneiro, Hospital Universitário Pedro Ernesto ou Universidade do Estado do Rio de Janeiro), nem tampouco para os participantes voluntários da pesquisa.</w:t>
         <w:br/>
         <w:br/>
-        <w:t>Declaro que todos os componentes de prototipagem da palmilha inteligente (sensores piezorresistivos, sensores de temperatura e umidade, placas de circuito eletrônico e baterias), bem como todos os insumos de higienização, desinfecção (álcool a 70%) e meias de barreira descartáveis são custeados com recursos próprios do pesquisador discente e/ou verbas acadêmicas de apoio à pesquisa do laboratório, sem qualquer cobrança ao Sistema Único de Saúde (SUS).</w:t>
+        <w:t>Declaro que todos os custos referentes aos componentes do protótipo da palmilha instrumentada (microcontrolador Wemos Lolin D32, sensores FSR 402, sensores DHT22, bateria LiPo 3.7V 600mAh com conector JST PH 2.0mm e insumos), avaliados em R$ 337,65 por pé (R$ 675,30 o par), bem como os insumos de proteção individual e assepsia (álcool a 70% e meias descartáveis de barreira) são integralmente custeados com recursos próprios do pesquisador discente, sem demandar verbas orçamentárias do Sistema Único de Saúde (SUS).</w:t>
       </w:r>
     </w:p>
     <w:p>
@@ -115,7 +115,7 @@
         <w:rPr>
           <w:b/>
         </w:rPr>
-        <w:t>[Nome Completo do Aluno]</w:t>
+        <w:t>Chrysthian Chrisley Tadeu Santos Silva</w:t>
         <w:br/>
       </w:r>
       <w:r>

--- a/01_Submissao_CEP_Palmilha_PPC/09_Declaracao_de_Isencao_de_Custos.docx
+++ b/01_Submissao_CEP_Palmilha_PPC/09_Declaracao_de_Isencao_de_Custos.docx
@@ -96,7 +96,7 @@
         <w:t>está sob minha inteira responsabilidade técnica e orçamentária e NÃO IRÁ GERAR CUSTO de qualquer natureza para a instituição envolvida (Policlínica Piquet Carneiro, Hospital Universitário Pedro Ernesto ou Universidade do Estado do Rio de Janeiro), nem tampouco para os participantes voluntários da pesquisa.</w:t>
         <w:br/>
         <w:br/>
-        <w:t>Declaro que todos os custos referentes aos componentes do protótipo da palmilha instrumentada (microcontrolador Wemos Lolin D32, sensores FSR 402, sensores DHT22, bateria LiPo 3.7V 600mAh com conector JST PH 2.0mm e insumos), avaliados em R$ 337,65 por pé (R$ 675,30 o par), bem como os insumos de proteção individual e assepsia (álcool a 70% e meias descartáveis de barreira) são integralmente custeados com recursos próprios do pesquisador discente, sem demandar verbas orçamentárias do Sistema Único de Saúde (SUS).</w:t>
+        <w:t>Declaro que todos os custos referentes aos componentes do protótipo da palmilha instrumentada (microcontrolador Wemos Lolin D32 V1, sensores FSR 402, sensor de alta precisão Sensirion SHT31-D, bateria LiPo 3.7V 600mAh com conector JST PH 2.0mm e insumos), avaliados em R$ 337,65 por pé (R$ 675,30 o par), bem como os insumos de proteção individual e assepsia (álcool a 70% e meias descartáveis de barreira) são integralmente custeados com recursos próprios do pesquisador discente, sem demandar verbas orçamentárias do Sistema Único de Saúde (SUS).</w:t>
       </w:r>
     </w:p>
     <w:p>
